--- a/docs/legal/website legal documents/Custom Canvas - 8 DMCA and Copyright Policy.docx
+++ b/docs/legal/website legal documents/Custom Canvas - 8 DMCA and Copyright Policy.docx
@@ -728,7 +728,7 @@
           <w:sz w:val="21"/>
           <w:szCs w:val="21"/>
         </w:rPr>
-        <w:t xml:space="preserve">[NAME OR POSITION]</w:t>
+        <w:t xml:space="preserve">Managing Member</w:t>
       </w:r>
       <w:r>
         <w:rPr>
@@ -768,7 +768,7 @@
           <w:szCs w:val="21"/>
         </w:rPr>
         <w:br/>
-        <w:t xml:space="preserve">Telephone: [TELEPHONE NUMBER]</w:t>
+        <w:t xml:space="preserve">Telephone: (832) 319-4756</w:t>
       </w:r>
       <w:r>
         <w:rPr>
@@ -778,7 +778,41 @@
           <w:szCs w:val="21"/>
         </w:rPr>
         <w:br/>
-        <w:t xml:space="preserve">Email: [DEDICATED DMCA EMAIL]</w:t>
+        <w:t xml:space="preserve">Email: support@customcanvas.shop</w:t>
+      </w:r>
+    </w:p>
+    <w:p>
+      <w:pPr>
+        <w:spacing w:after="170" w:before="0" w:line="276"/>
+      </w:pPr>
+      <w:r>
+        <w:rPr>
+          <w:rFonts w:ascii="Calibri" w:cs="Calibri" w:eastAsia="Calibri" w:hAnsi="Calibri"/>
+          <w:color w:val="2D2A26"/>
+          <w:sz w:val="21"/>
+          <w:szCs w:val="21"/>
+        </w:rPr>
+        <w:t xml:space="preserve">Custom Canvas LLC is registered with the U.S. Copyright Office as a service provider under 17 U.S.C. §512(c)(2). Registration number: </w:t>
+      </w:r>
+      <w:r>
+        <w:rPr>
+          <w:rFonts w:ascii="Calibri" w:cs="Calibri" w:eastAsia="Calibri" w:hAnsi="Calibri"/>
+          <w:b/>
+          <w:bCs/>
+          <w:color w:val="2D2A26"/>
+          <w:sz w:val="21"/>
+          <w:szCs w:val="21"/>
+        </w:rPr>
+        <w:t xml:space="preserve">DMCA-1079827</w:t>
+      </w:r>
+      <w:r>
+        <w:rPr>
+          <w:rFonts w:ascii="Calibri" w:cs="Calibri" w:eastAsia="Calibri" w:hAnsi="Calibri"/>
+          <w:color w:val="2D2A26"/>
+          <w:sz w:val="21"/>
+          <w:szCs w:val="21"/>
+        </w:rPr>
+        <w:t xml:space="preserve">.</w:t>
       </w:r>
     </w:p>
     <w:p>
